--- a/klagomål/S 604-2024 FSC-klagomål.docx
+++ b/klagomål/S 604-2024 FSC-klagomål.docx
@@ -721,7 +721,7 @@
     <w:r>
       <w:tab/>
       <w:tab/>
-      <w:t>2026-07-13</w:t>
+      <w:t>2026-07-14</w:t>
       <w:br/>
       <w:br/>
     </w:r>

--- a/klagomål/S 604-2024 FSC-klagomål.docx
+++ b/klagomål/S 604-2024 FSC-klagomål.docx
@@ -721,7 +721,7 @@
     <w:r>
       <w:tab/>
       <w:tab/>
-      <w:t>2026-07-14</w:t>
+      <w:t>2026-07-15</w:t>
       <w:br/>
       <w:br/>
     </w:r>

--- a/klagomål/S 604-2024 FSC-klagomål.docx
+++ b/klagomål/S 604-2024 FSC-klagomål.docx
@@ -721,7 +721,7 @@
     <w:r>
       <w:tab/>
       <w:tab/>
-      <w:t>2026-07-15</w:t>
+      <w:t>2026-07-16</w:t>
       <w:br/>
       <w:br/>
     </w:r>

--- a/klagomål/S 604-2024 FSC-klagomål.docx
+++ b/klagomål/S 604-2024 FSC-klagomål.docx
@@ -721,7 +721,7 @@
     <w:r>
       <w:tab/>
       <w:tab/>
-      <w:t>2026-07-16</w:t>
+      <w:t>2026-07-17</w:t>
       <w:br/>
       <w:br/>
     </w:r>

--- a/klagomål/S 604-2024 FSC-klagomål.docx
+++ b/klagomål/S 604-2024 FSC-klagomål.docx
@@ -221,7 +221,7 @@
     </w:p>
     <w:p>
       <w:r>
-        <w:t>I och inom 21 meter från samrådsanmälan finns fynd av 4 naturvårdsarter, varav 2 är rödlistade, 2 är typiska (T) och 2 är signalarter (S): dvärglin (VU), rutskinn (NT, T), blomkålssvamp (S) och blåmossa (S, T). Se Figur 1.</w:t>
+        <w:t>I och inom 21 meter från samrådsanmälan finns fynd av 5 naturvårdsarter, varav 3 är rödlistade, 2 är typiska (T) och 2 är signalarter (S): dvärglin (VU), brunag (NT), rutskinn (NT, T), blomkålssvamp (S) och blåmossa (S, T). Se Figur 1.</w:t>
       </w:r>
     </w:p>
     <w:p>
@@ -406,7 +406,7 @@
         <w:rPr>
           <w:i/>
         </w:rPr>
-        <w:t>I det samrådsanmälda skogsområdet har 4 naturvårdsarter varav 2 rödlistade arter sina livsmiljöer och växtplatser.</w:t>
+        <w:t>I det samrådsanmälda skogsområdet har 5 naturvårdsarter varav 3 rödlistade arter sina livsmiljöer och växtplatser.</w:t>
       </w:r>
     </w:p>
     <w:p>
@@ -721,7 +721,7 @@
     <w:r>
       <w:tab/>
       <w:tab/>
-      <w:t>2026-07-17</w:t>
+      <w:t>2026-07-18</w:t>
       <w:br/>
       <w:br/>
     </w:r>

--- a/klagomål/S 604-2024 FSC-klagomål.docx
+++ b/klagomål/S 604-2024 FSC-klagomål.docx
@@ -721,7 +721,7 @@
     <w:r>
       <w:tab/>
       <w:tab/>
-      <w:t>2026-07-18</w:t>
+      <w:t>2026-07-19</w:t>
       <w:br/>
       <w:br/>
     </w:r>

--- a/klagomål/S 604-2024 FSC-klagomål.docx
+++ b/klagomål/S 604-2024 FSC-klagomål.docx
@@ -721,7 +721,7 @@
     <w:r>
       <w:tab/>
       <w:tab/>
-      <w:t>2026-07-19</w:t>
+      <w:t>2026-07-20</w:t>
       <w:br/>
       <w:br/>
     </w:r>

--- a/klagomål/S 604-2024 FSC-klagomål.docx
+++ b/klagomål/S 604-2024 FSC-klagomål.docx
@@ -721,7 +721,7 @@
     <w:r>
       <w:tab/>
       <w:tab/>
-      <w:t>2026-07-20</w:t>
+      <w:t>2026-07-21</w:t>
       <w:br/>
       <w:br/>
     </w:r>

--- a/klagomål/S 604-2024 FSC-klagomål.docx
+++ b/klagomål/S 604-2024 FSC-klagomål.docx
@@ -721,7 +721,7 @@
     <w:r>
       <w:tab/>
       <w:tab/>
-      <w:t>2026-07-21</w:t>
+      <w:t>2026-07-22</w:t>
       <w:br/>
       <w:br/>
     </w:r>

--- a/klagomål/S 604-2024 FSC-klagomål.docx
+++ b/klagomål/S 604-2024 FSC-klagomål.docx
@@ -721,7 +721,7 @@
     <w:r>
       <w:tab/>
       <w:tab/>
-      <w:t>2026-07-22</w:t>
+      <w:t>2026-07-23</w:t>
       <w:br/>
       <w:br/>
     </w:r>

--- a/klagomål/S 604-2024 FSC-klagomål.docx
+++ b/klagomål/S 604-2024 FSC-klagomål.docx
@@ -721,7 +721,7 @@
     <w:r>
       <w:tab/>
       <w:tab/>
-      <w:t>2026-07-23</w:t>
+      <w:t>2026-07-24</w:t>
       <w:br/>
       <w:br/>
     </w:r>

--- a/klagomål/S 604-2024 FSC-klagomål.docx
+++ b/klagomål/S 604-2024 FSC-klagomål.docx
@@ -721,7 +721,7 @@
     <w:r>
       <w:tab/>
       <w:tab/>
-      <w:t>2026-07-24</w:t>
+      <w:t>2026-07-25</w:t>
       <w:br/>
       <w:br/>
     </w:r>

--- a/klagomål/S 604-2024 FSC-klagomål.docx
+++ b/klagomål/S 604-2024 FSC-klagomål.docx
@@ -721,7 +721,7 @@
     <w:r>
       <w:tab/>
       <w:tab/>
-      <w:t>2026-07-25</w:t>
+      <w:t>2026-07-26</w:t>
       <w:br/>
       <w:br/>
     </w:r>

--- a/klagomål/S 604-2024 FSC-klagomål.docx
+++ b/klagomål/S 604-2024 FSC-klagomål.docx
@@ -721,7 +721,7 @@
     <w:r>
       <w:tab/>
       <w:tab/>
-      <w:t>2026-07-26</w:t>
+      <w:t>2026-07-27</w:t>
       <w:br/>
       <w:br/>
     </w:r>

--- a/klagomål/S 604-2024 FSC-klagomål.docx
+++ b/klagomål/S 604-2024 FSC-klagomål.docx
@@ -721,7 +721,7 @@
     <w:r>
       <w:tab/>
       <w:tab/>
-      <w:t>2026-07-27</w:t>
+      <w:t>2026-07-28</w:t>
       <w:br/>
       <w:br/>
     </w:r>

--- a/klagomål/S 604-2024 FSC-klagomål.docx
+++ b/klagomål/S 604-2024 FSC-klagomål.docx
@@ -721,7 +721,7 @@
     <w:r>
       <w:tab/>
       <w:tab/>
-      <w:t>2026-07-28</w:t>
+      <w:t>2026-07-29</w:t>
       <w:br/>
       <w:br/>
     </w:r>

--- a/klagomål/S 604-2024 FSC-klagomål.docx
+++ b/klagomål/S 604-2024 FSC-klagomål.docx
@@ -721,7 +721,7 @@
     <w:r>
       <w:tab/>
       <w:tab/>
-      <w:t>2026-07-29</w:t>
+      <w:t>2026-07-30</w:t>
       <w:br/>
       <w:br/>
     </w:r>

--- a/klagomål/S 604-2024 FSC-klagomål.docx
+++ b/klagomål/S 604-2024 FSC-klagomål.docx
@@ -721,7 +721,7 @@
     <w:r>
       <w:tab/>
       <w:tab/>
-      <w:t>2026-07-30</w:t>
+      <w:t>2026-07-31</w:t>
       <w:br/>
       <w:br/>
     </w:r>

--- a/klagomål/S 604-2024 FSC-klagomål.docx
+++ b/klagomål/S 604-2024 FSC-klagomål.docx
@@ -721,7 +721,7 @@
     <w:r>
       <w:tab/>
       <w:tab/>
-      <w:t>2026-07-31</w:t>
+      <w:t>2026-08-01</w:t>
       <w:br/>
       <w:br/>
     </w:r>

--- a/klagomål/S 604-2024 FSC-klagomål.docx
+++ b/klagomål/S 604-2024 FSC-klagomål.docx
@@ -721,7 +721,7 @@
     <w:r>
       <w:tab/>
       <w:tab/>
-      <w:t>2026-08-01</w:t>
+      <w:t>2026-08-02</w:t>
       <w:br/>
       <w:br/>
     </w:r>

--- a/klagomål/S 604-2024 FSC-klagomål.docx
+++ b/klagomål/S 604-2024 FSC-klagomål.docx
@@ -721,7 +721,7 @@
     <w:r>
       <w:tab/>
       <w:tab/>
-      <w:t>2026-08-02</w:t>
+      <w:t>2026-08-03</w:t>
       <w:br/>
       <w:br/>
     </w:r>

--- a/klagomål/S 604-2024 FSC-klagomål.docx
+++ b/klagomål/S 604-2024 FSC-klagomål.docx
@@ -721,7 +721,7 @@
     <w:r>
       <w:tab/>
       <w:tab/>
-      <w:t>2026-08-03</w:t>
+      <w:t>2026-08-05</w:t>
       <w:br/>
       <w:br/>
     </w:r>

--- a/klagomål/S 604-2024 FSC-klagomål.docx
+++ b/klagomål/S 604-2024 FSC-klagomål.docx
@@ -721,7 +721,7 @@
     <w:r>
       <w:tab/>
       <w:tab/>
-      <w:t>2026-08-05</w:t>
+      <w:t>2026-08-07</w:t>
       <w:br/>
       <w:br/>
     </w:r>

--- a/klagomål/S 604-2024 FSC-klagomål.docx
+++ b/klagomål/S 604-2024 FSC-klagomål.docx
@@ -721,7 +721,7 @@
     <w:r>
       <w:tab/>
       <w:tab/>
-      <w:t>2026-08-07</w:t>
+      <w:t>2026-08-08</w:t>
       <w:br/>
       <w:br/>
     </w:r>

--- a/klagomål/S 604-2024 FSC-klagomål.docx
+++ b/klagomål/S 604-2024 FSC-klagomål.docx
@@ -216,12 +216,12 @@
         <w:spacing w:after="240"/>
       </w:pPr>
       <w:r>
-        <w:t>Figur 1. Fyndplatser för naturvårdsarter i och inom 21 meter från samrådsanmälan. Markörer utan svart kant är placerade på fyndplatsen. Markörer med svart kant är placerade vid sidan av fyndplatsen har ett svart streck som visar fyndplatsens exakta position. Kartans mittpunktskoordinat är N 6294614, E 371410 i SWEREF 99 TM.</w:t>
+        <w:t>Figur 1. Fyndplatser för naturvårdsarter i och inom 21 meter från samrådsanmälan. Markörer utan svart kant är placerade på fyndplatsen. Markörer med svart kant är placerade vid sidan av fyndplatsen och har ett svart streck som visar fyndplatsens exakta position. Kartans mittpunktskoordinat är N 6294614, E 371410 i SWEREF 99 TM.</w:t>
       </w:r>
     </w:p>
     <w:p>
       <w:r>
-        <w:t>I och inom 21 meter från samrådsanmälan finns fynd av 4 naturvårdsarter, varav 2 är rödlistade, 2 är typiska (T) och 2 är signalarter (S): dvärglin (VU), rutskinn (NT, T), blomkålssvamp (S) och blåmossa (S, T). Se Figur 1.</w:t>
+        <w:t>I och inom 21 meter från samrådsanmälan finns fynd av 5 naturvårdsarter, varav 3 är rödlistade, 2 är typiska (T) och 2 är signalarter (S): dvärglin (VU), brunag (NT), rutskinn (NT, T), blomkålssvamp (S) och blåmossa (S, T). Se Figur 1.</w:t>
       </w:r>
     </w:p>
     <w:p>
@@ -406,7 +406,7 @@
         <w:rPr>
           <w:i/>
         </w:rPr>
-        <w:t>I det samrådsanmälda skogsområdet har 4 naturvårdsarter varav 2 rödlistade arter sina livsmiljöer och växtplatser.</w:t>
+        <w:t>I det samrådsanmälda skogsområdet har 5 naturvårdsarter varav 3 rödlistade arter sina livsmiljöer och växtplatser.</w:t>
       </w:r>
     </w:p>
     <w:p>
@@ -721,7 +721,7 @@
     <w:r>
       <w:tab/>
       <w:tab/>
-      <w:t>2026-08-14</w:t>
+      <w:t>2026-08-15</w:t>
       <w:br/>
       <w:br/>
     </w:r>

--- a/klagomål/S 604-2024 FSC-klagomål.docx
+++ b/klagomål/S 604-2024 FSC-klagomål.docx
@@ -721,7 +721,7 @@
     <w:r>
       <w:tab/>
       <w:tab/>
-      <w:t>2026-08-15</w:t>
+      <w:t>2026-08-16</w:t>
       <w:br/>
       <w:br/>
     </w:r>

--- a/klagomål/S 604-2024 FSC-klagomål.docx
+++ b/klagomål/S 604-2024 FSC-klagomål.docx
@@ -721,7 +721,7 @@
     <w:r>
       <w:tab/>
       <w:tab/>
-      <w:t>2026-08-16</w:t>
+      <w:t>2026-08-17</w:t>
       <w:br/>
       <w:br/>
     </w:r>

--- a/klagomål/S 604-2024 FSC-klagomål.docx
+++ b/klagomål/S 604-2024 FSC-klagomål.docx
@@ -721,7 +721,7 @@
     <w:r>
       <w:tab/>
       <w:tab/>
-      <w:t>2026-08-17</w:t>
+      <w:t>2026-08-18</w:t>
       <w:br/>
       <w:br/>
     </w:r>

--- a/klagomål/S 604-2024 FSC-klagomål.docx
+++ b/klagomål/S 604-2024 FSC-klagomål.docx
@@ -721,7 +721,7 @@
     <w:r>
       <w:tab/>
       <w:tab/>
-      <w:t>2026-08-18</w:t>
+      <w:t>2026-08-19</w:t>
       <w:br/>
       <w:br/>
     </w:r>

--- a/klagomål/S 604-2024 FSC-klagomål.docx
+++ b/klagomål/S 604-2024 FSC-klagomål.docx
@@ -721,7 +721,7 @@
     <w:r>
       <w:tab/>
       <w:tab/>
-      <w:t>2026-08-19</w:t>
+      <w:t>2026-08-20</w:t>
       <w:br/>
       <w:br/>
     </w:r>

--- a/klagomål/S 604-2024 FSC-klagomål.docx
+++ b/klagomål/S 604-2024 FSC-klagomål.docx
@@ -721,7 +721,7 @@
     <w:r>
       <w:tab/>
       <w:tab/>
-      <w:t>2026-08-20</w:t>
+      <w:t>2026-08-21</w:t>
       <w:br/>
       <w:br/>
     </w:r>

--- a/klagomål/S 604-2024 FSC-klagomål.docx
+++ b/klagomål/S 604-2024 FSC-klagomål.docx
@@ -721,7 +721,7 @@
     <w:r>
       <w:tab/>
       <w:tab/>
-      <w:t>2026-08-21</w:t>
+      <w:t>2026-08-22</w:t>
       <w:br/>
       <w:br/>
     </w:r>

--- a/klagomål/S 604-2024 FSC-klagomål.docx
+++ b/klagomål/S 604-2024 FSC-klagomål.docx
@@ -721,7 +721,7 @@
     <w:r>
       <w:tab/>
       <w:tab/>
-      <w:t>2026-08-22</w:t>
+      <w:t>2026-08-23</w:t>
       <w:br/>
       <w:br/>
     </w:r>

--- a/klagomål/S 604-2024 FSC-klagomål.docx
+++ b/klagomål/S 604-2024 FSC-klagomål.docx
@@ -721,7 +721,7 @@
     <w:r>
       <w:tab/>
       <w:tab/>
-      <w:t>2026-08-23</w:t>
+      <w:t>2026-08-24</w:t>
       <w:br/>
       <w:br/>
     </w:r>

--- a/klagomål/S 604-2024 FSC-klagomål.docx
+++ b/klagomål/S 604-2024 FSC-klagomål.docx
@@ -721,7 +721,7 @@
     <w:r>
       <w:tab/>
       <w:tab/>
-      <w:t>2026-08-24</w:t>
+      <w:t>2026-08-25</w:t>
       <w:br/>
       <w:br/>
     </w:r>

--- a/klagomål/S 604-2024 FSC-klagomål.docx
+++ b/klagomål/S 604-2024 FSC-klagomål.docx
@@ -721,7 +721,7 @@
     <w:r>
       <w:tab/>
       <w:tab/>
-      <w:t>2026-08-25</w:t>
+      <w:t>2026-08-26</w:t>
       <w:br/>
       <w:br/>
     </w:r>

--- a/klagomål/S 604-2024 FSC-klagomål.docx
+++ b/klagomål/S 604-2024 FSC-klagomål.docx
@@ -721,7 +721,7 @@
     <w:r>
       <w:tab/>
       <w:tab/>
-      <w:t>2026-08-26</w:t>
+      <w:t>2026-08-27</w:t>
       <w:br/>
       <w:br/>
     </w:r>

--- a/klagomål/S 604-2024 FSC-klagomål.docx
+++ b/klagomål/S 604-2024 FSC-klagomål.docx
@@ -721,7 +721,7 @@
     <w:r>
       <w:tab/>
       <w:tab/>
-      <w:t>2026-08-27</w:t>
+      <w:t>2026-08-28</w:t>
       <w:br/>
       <w:br/>
     </w:r>

--- a/klagomål/S 604-2024 FSC-klagomål.docx
+++ b/klagomål/S 604-2024 FSC-klagomål.docx
@@ -721,7 +721,7 @@
     <w:r>
       <w:tab/>
       <w:tab/>
-      <w:t>2026-08-28</w:t>
+      <w:t>2026-08-29</w:t>
       <w:br/>
       <w:br/>
     </w:r>

--- a/klagomål/S 604-2024 FSC-klagomål.docx
+++ b/klagomål/S 604-2024 FSC-klagomål.docx
@@ -721,7 +721,7 @@
     <w:r>
       <w:tab/>
       <w:tab/>
-      <w:t>2026-08-29</w:t>
+      <w:t>2026-08-31</w:t>
       <w:br/>
       <w:br/>
     </w:r>

--- a/klagomål/S 604-2024 FSC-klagomål.docx
+++ b/klagomål/S 604-2024 FSC-klagomål.docx
@@ -721,7 +721,7 @@
     <w:r>
       <w:tab/>
       <w:tab/>
-      <w:t>2026-08-31</w:t>
+      <w:t>2026-09-01</w:t>
       <w:br/>
       <w:br/>
     </w:r>

--- a/klagomål/S 604-2024 FSC-klagomål.docx
+++ b/klagomål/S 604-2024 FSC-klagomål.docx
@@ -721,7 +721,7 @@
     <w:r>
       <w:tab/>
       <w:tab/>
-      <w:t>2026-09-01</w:t>
+      <w:t>2026-09-02</w:t>
       <w:br/>
       <w:br/>
     </w:r>

--- a/klagomål/S 604-2024 FSC-klagomål.docx
+++ b/klagomål/S 604-2024 FSC-klagomål.docx
@@ -721,7 +721,7 @@
     <w:r>
       <w:tab/>
       <w:tab/>
-      <w:t>2026-09-02</w:t>
+      <w:t>2026-09-03</w:t>
       <w:br/>
       <w:br/>
     </w:r>

--- a/klagomål/S 604-2024 FSC-klagomål.docx
+++ b/klagomål/S 604-2024 FSC-klagomål.docx
@@ -721,7 +721,7 @@
     <w:r>
       <w:tab/>
       <w:tab/>
-      <w:t>2026-09-03</w:t>
+      <w:t>2026-09-04</w:t>
       <w:br/>
       <w:br/>
     </w:r>

--- a/klagomål/S 604-2024 FSC-klagomål.docx
+++ b/klagomål/S 604-2024 FSC-klagomål.docx
@@ -721,7 +721,7 @@
     <w:r>
       <w:tab/>
       <w:tab/>
-      <w:t>2026-09-04</w:t>
+      <w:t>2026-09-05</w:t>
       <w:br/>
       <w:br/>
     </w:r>

--- a/klagomål/S 604-2024 FSC-klagomål.docx
+++ b/klagomål/S 604-2024 FSC-klagomål.docx
@@ -721,7 +721,7 @@
     <w:r>
       <w:tab/>
       <w:tab/>
-      <w:t>2026-09-05</w:t>
+      <w:t>2026-09-06</w:t>
       <w:br/>
       <w:br/>
     </w:r>

--- a/klagomål/S 604-2024 FSC-klagomål.docx
+++ b/klagomål/S 604-2024 FSC-klagomål.docx
@@ -721,7 +721,7 @@
     <w:r>
       <w:tab/>
       <w:tab/>
-      <w:t>2026-09-06</w:t>
+      <w:t>2026-09-07</w:t>
       <w:br/>
       <w:br/>
     </w:r>

--- a/klagomål/S 604-2024 FSC-klagomål.docx
+++ b/klagomål/S 604-2024 FSC-klagomål.docx
@@ -721,7 +721,7 @@
     <w:r>
       <w:tab/>
       <w:tab/>
-      <w:t>2026-09-07</w:t>
+      <w:t>2026-09-08</w:t>
       <w:br/>
       <w:br/>
     </w:r>

--- a/klagomål/S 604-2024 FSC-klagomål.docx
+++ b/klagomål/S 604-2024 FSC-klagomål.docx
@@ -721,7 +721,7 @@
     <w:r>
       <w:tab/>
       <w:tab/>
-      <w:t>2026-09-08</w:t>
+      <w:t>2026-09-09</w:t>
       <w:br/>
       <w:br/>
     </w:r>

--- a/klagomål/S 604-2024 FSC-klagomål.docx
+++ b/klagomål/S 604-2024 FSC-klagomål.docx
@@ -721,7 +721,7 @@
     <w:r>
       <w:tab/>
       <w:tab/>
-      <w:t>2026-09-09</w:t>
+      <w:t>2026-09-10</w:t>
       <w:br/>
       <w:br/>
     </w:r>

--- a/klagomål/S 604-2024 FSC-klagomål.docx
+++ b/klagomål/S 604-2024 FSC-klagomål.docx
@@ -721,7 +721,7 @@
     <w:r>
       <w:tab/>
       <w:tab/>
-      <w:t>2026-09-10</w:t>
+      <w:t>2026-09-11</w:t>
       <w:br/>
       <w:br/>
     </w:r>

--- a/klagomål/S 604-2024 FSC-klagomål.docx
+++ b/klagomål/S 604-2024 FSC-klagomål.docx
@@ -721,7 +721,7 @@
     <w:r>
       <w:tab/>
       <w:tab/>
-      <w:t>2026-09-11</w:t>
+      <w:t>2026-09-12</w:t>
       <w:br/>
       <w:br/>
     </w:r>
